--- a/22_I3D/22_I3D_Sujet_01_SLCI.docx
+++ b/22_I3D/22_I3D_Sujet_01_SLCI.docx
@@ -340,12 +340,8 @@
           <w:highlight w:val="yellow"/>
         </w:rPr>
         <w:sectPr>
-          <w:headerReference w:type="even" r:id="rId10"/>
-          <w:headerReference w:type="default" r:id="rId11"/>
-          <w:footerReference w:type="even" r:id="rId12"/>
-          <w:footerReference w:type="default" r:id="rId13"/>
-          <w:headerReference w:type="first" r:id="rId14"/>
-          <w:footerReference w:type="first" r:id="rId15"/>
+          <w:headerReference w:type="first" r:id="rId10"/>
+          <w:footerReference w:type="first" r:id="rId11"/>
           <w:type w:val="continuous"/>
           <w:pgSz w:w="11906" w:h="16838"/>
           <w:pgMar w:top="1276" w:right="851" w:bottom="992" w:left="2835" w:header="709" w:footer="266" w:gutter="0"/>
@@ -377,10 +373,10 @@
             <v:path o:extrusionok="f" gradientshapeok="t" o:connecttype="rect"/>
             <o:lock v:ext="edit" aspectratio="t"/>
           </v:shapetype>
-          <v:shape id="_x0000_i1027" type="#_x0000_t75" style="width:510.2pt;height:574.75pt" o:ole="">
-            <v:imagedata r:id="rId16" o:title=""/>
+          <v:shape id="_x0000_i1030" type="#_x0000_t75" style="width:510pt;height:575pt" o:ole="">
+            <v:imagedata r:id="rId12" o:title=""/>
           </v:shape>
-          <o:OLEObject Type="Link" ProgID="Word.Document.12" ShapeID="_x0000_i1027" DrawAspect="Content" r:id="rId17" UpdateMode="Always">
+          <o:OLEObject Type="Link" ProgID="Word.Document.12" ShapeID="_x0000_i1030" DrawAspect="Content" r:id="rId13" UpdateMode="Always">
             <o:LinkType>EnhancedMetaFile</o:LinkType>
             <o:LockedField>false</o:LockedField>
             <o:FieldCodes>\f 0</o:FieldCodes>
@@ -392,10 +388,10 @@
     <w:p>
       <w:r>
         <w:object w:dxaOrig="10204" w:dyaOrig="7567" w14:anchorId="75C1571E">
-          <v:shape id="_x0000_i1028" type="#_x0000_t75" style="width:510.2pt;height:378.6pt" o:ole="">
-            <v:imagedata r:id="rId18" o:title=""/>
+          <v:shape id="_x0000_i1032" type="#_x0000_t75" style="width:510pt;height:378.5pt" o:ole="">
+            <v:imagedata r:id="rId14" o:title=""/>
           </v:shape>
-          <o:OLEObject Type="Link" ProgID="Word.Document.12" ShapeID="_x0000_i1028" DrawAspect="Content" r:id="rId19" UpdateMode="Always">
+          <o:OLEObject Type="Link" ProgID="Word.Document.12" ShapeID="_x0000_i1032" DrawAspect="Content" r:id="rId15" UpdateMode="Always">
             <o:LinkType>EnhancedMetaFile</o:LinkType>
             <o:LockedField>false</o:LockedField>
             <o:FieldCodes>\f 0</o:FieldCodes>
@@ -406,10 +402,10 @@
     <w:p>
       <w:r>
         <w:object w:dxaOrig="10204" w:dyaOrig="13082" w14:anchorId="38C9B453">
-          <v:shape id="_x0000_i1029" type="#_x0000_t75" style="width:510.2pt;height:654.2pt" o:ole="">
-            <v:imagedata r:id="rId20" o:title=""/>
+          <v:shape id="_x0000_i1034" type="#_x0000_t75" style="width:510pt;height:654pt" o:ole="">
+            <v:imagedata r:id="rId16" o:title=""/>
           </v:shape>
-          <o:OLEObject Type="Link" ProgID="Word.Document.12" ShapeID="_x0000_i1029" DrawAspect="Content" r:id="rId21" UpdateMode="Always">
+          <o:OLEObject Type="Link" ProgID="Word.Document.12" ShapeID="_x0000_i1034" DrawAspect="Content" r:id="rId17" UpdateMode="Always">
             <o:LinkType>EnhancedMetaFile</o:LinkType>
             <o:LockedField>false</o:LockedField>
             <o:FieldCodes>\f 0</o:FieldCodes>
@@ -421,10 +417,10 @@
     <w:p>
       <w:r>
         <w:object w:dxaOrig="10204" w:dyaOrig="8241" w14:anchorId="1D1A114F">
-          <v:shape id="_x0000_i1030" type="#_x0000_t75" style="width:510.2pt;height:412.15pt" o:ole="">
-            <v:imagedata r:id="rId22" o:title=""/>
+          <v:shape id="_x0000_i1036" type="#_x0000_t75" style="width:510pt;height:412pt" o:ole="">
+            <v:imagedata r:id="rId18" o:title=""/>
           </v:shape>
-          <o:OLEObject Type="Link" ProgID="Word.Document.12" ShapeID="_x0000_i1030" DrawAspect="Content" r:id="rId23" UpdateMode="Always">
+          <o:OLEObject Type="Link" ProgID="Word.Document.12" ShapeID="_x0000_i1036" DrawAspect="Content" r:id="rId19" UpdateMode="Always">
             <o:LinkType>EnhancedMetaFile</o:LinkType>
             <o:LockedField>false</o:LockedField>
             <o:FieldCodes>\f 0</o:FieldCodes>
@@ -534,12 +530,12 @@
       </w:pPr>
     </w:p>
     <w:sectPr>
-      <w:headerReference w:type="even" r:id="rId24"/>
-      <w:headerReference w:type="default" r:id="rId25"/>
-      <w:footerReference w:type="even" r:id="rId26"/>
-      <w:footerReference w:type="default" r:id="rId27"/>
-      <w:headerReference w:type="first" r:id="rId28"/>
-      <w:footerReference w:type="first" r:id="rId29"/>
+      <w:headerReference w:type="even" r:id="rId20"/>
+      <w:headerReference w:type="default" r:id="rId21"/>
+      <w:footerReference w:type="even" r:id="rId22"/>
+      <w:footerReference w:type="default" r:id="rId23"/>
+      <w:headerReference w:type="first" r:id="rId24"/>
+      <w:footerReference w:type="first" r:id="rId25"/>
       <w:pgSz w:w="11906" w:h="16838"/>
       <w:pgMar w:top="1276" w:right="851" w:bottom="992" w:left="851" w:header="709" w:footer="266" w:gutter="0"/>
       <w:cols w:space="708"/>
@@ -576,26 +572,6 @@
 </file>
 
 <file path=word/footer1.xml><?xml version="1.0" encoding="utf-8"?>
-<w:ftr xmlns:wpc="http://schemas.microsoft.com/office/word/2010/wordprocessingCanvas" xmlns:cx="http://schemas.microsoft.com/office/drawing/2014/chartex" xmlns:cx1="http://schemas.microsoft.com/office/drawing/2015/9/8/chartex" xmlns:cx2="http://schemas.microsoft.com/office/drawing/2015/10/21/chartex" xmlns:cx3="http://schemas.microsoft.com/office/drawing/2016/5/9/chartex" xmlns:cx4="http://schemas.microsoft.com/office/drawing/2016/5/10/chartex" xmlns:cx5="http://schemas.microsoft.com/office/drawing/2016/5/11/chartex" xmlns:cx6="http://schemas.microsoft.com/office/drawing/2016/5/12/chartex" xmlns:cx7="http://schemas.microsoft.com/office/drawing/2016/5/13/chartex" xmlns:cx8="http://schemas.microsoft.com/office/drawing/2016/5/14/chartex" xmlns:mc="http://schemas.openxmlformats.org/markup-compatibility/2006" xmlns:aink="http://schemas.microsoft.com/office/drawing/2016/ink" xmlns:am3d="http://schemas.microsoft.com/office/drawing/2017/model3d" xmlns:o="urn:schemas-microsoft-com:office:office" xmlns:oel="http://schemas.microsoft.com/office/2019/extlst" xmlns:r="http://schemas.openxmlformats.org/officeDocument/2006/relationships" xmlns:m="http://schemas.openxmlformats.org/officeDocument/2006/math" xmlns:v="urn:schemas-microsoft-com:vml" xmlns:wp14="http://schemas.microsoft.com/office/word/2010/wordprocessingDrawing" xmlns:wp="http://schemas.openxmlformats.org/drawingml/2006/wordprocessingDrawing" xmlns:w10="urn:schemas-microsoft-com:office:word" xmlns:w="http://schemas.openxmlformats.org/wordprocessingml/2006/main" xmlns:w14="http://schemas.microsoft.com/office/word/2010/wordml" xmlns:w15="http://schemas.microsoft.com/office/word/2012/wordml" xmlns:w16cex="http://schemas.microsoft.com/office/word/2018/wordml/cex" xmlns:w16cid="http://schemas.microsoft.com/office/word/2016/wordml/cid" xmlns:w16="http://schemas.microsoft.com/office/word/2018/wordml" xmlns:w16du="http://schemas.microsoft.com/office/word/2023/wordml/word16du" xmlns:w16sdtdh="http://schemas.microsoft.com/office/word/2020/wordml/sdtdatahash" xmlns:w16sdtfl="http://schemas.microsoft.com/office/word/2024/wordml/sdtformatlock" xmlns:w16se="http://schemas.microsoft.com/office/word/2015/wordml/symex" xmlns:wpg="http://schemas.microsoft.com/office/word/2010/wordprocessingGroup" xmlns:wpi="http://schemas.microsoft.com/office/word/2010/wordprocessingInk" xmlns:wne="http://schemas.microsoft.com/office/word/2006/wordml" xmlns:wps="http://schemas.microsoft.com/office/word/2010/wordprocessingShape" mc:Ignorable="w14 w15 w16se w16cid w16 w16cex w16sdtdh w16sdtfl w16du wp14">
-  <w:p>
-    <w:pPr>
-      <w:pStyle w:val="Pieddepage"/>
-    </w:pPr>
-  </w:p>
-</w:ftr>
-</file>
-
-<file path=word/footer2.xml><?xml version="1.0" encoding="utf-8"?>
-<w:ftr xmlns:wpc="http://schemas.microsoft.com/office/word/2010/wordprocessingCanvas" xmlns:cx="http://schemas.microsoft.com/office/drawing/2014/chartex" xmlns:cx1="http://schemas.microsoft.com/office/drawing/2015/9/8/chartex" xmlns:cx2="http://schemas.microsoft.com/office/drawing/2015/10/21/chartex" xmlns:cx3="http://schemas.microsoft.com/office/drawing/2016/5/9/chartex" xmlns:cx4="http://schemas.microsoft.com/office/drawing/2016/5/10/chartex" xmlns:cx5="http://schemas.microsoft.com/office/drawing/2016/5/11/chartex" xmlns:cx6="http://schemas.microsoft.com/office/drawing/2016/5/12/chartex" xmlns:cx7="http://schemas.microsoft.com/office/drawing/2016/5/13/chartex" xmlns:cx8="http://schemas.microsoft.com/office/drawing/2016/5/14/chartex" xmlns:mc="http://schemas.openxmlformats.org/markup-compatibility/2006" xmlns:aink="http://schemas.microsoft.com/office/drawing/2016/ink" xmlns:am3d="http://schemas.microsoft.com/office/drawing/2017/model3d" xmlns:o="urn:schemas-microsoft-com:office:office" xmlns:oel="http://schemas.microsoft.com/office/2019/extlst" xmlns:r="http://schemas.openxmlformats.org/officeDocument/2006/relationships" xmlns:m="http://schemas.openxmlformats.org/officeDocument/2006/math" xmlns:v="urn:schemas-microsoft-com:vml" xmlns:wp14="http://schemas.microsoft.com/office/word/2010/wordprocessingDrawing" xmlns:wp="http://schemas.openxmlformats.org/drawingml/2006/wordprocessingDrawing" xmlns:w10="urn:schemas-microsoft-com:office:word" xmlns:w="http://schemas.openxmlformats.org/wordprocessingml/2006/main" xmlns:w14="http://schemas.microsoft.com/office/word/2010/wordml" xmlns:w15="http://schemas.microsoft.com/office/word/2012/wordml" xmlns:w16cex="http://schemas.microsoft.com/office/word/2018/wordml/cex" xmlns:w16cid="http://schemas.microsoft.com/office/word/2016/wordml/cid" xmlns:w16="http://schemas.microsoft.com/office/word/2018/wordml" xmlns:w16du="http://schemas.microsoft.com/office/word/2023/wordml/word16du" xmlns:w16sdtdh="http://schemas.microsoft.com/office/word/2020/wordml/sdtdatahash" xmlns:w16sdtfl="http://schemas.microsoft.com/office/word/2024/wordml/sdtformatlock" xmlns:w16se="http://schemas.microsoft.com/office/word/2015/wordml/symex" xmlns:wpg="http://schemas.microsoft.com/office/word/2010/wordprocessingGroup" xmlns:wpi="http://schemas.microsoft.com/office/word/2010/wordprocessingInk" xmlns:wne="http://schemas.microsoft.com/office/word/2006/wordml" xmlns:wps="http://schemas.microsoft.com/office/word/2010/wordprocessingShape" mc:Ignorable="w14 w15 w16se w16cid w16 w16cex w16sdtdh w16sdtfl w16du wp14">
-  <w:p>
-    <w:pPr>
-      <w:pStyle w:val="Pieddepage"/>
-    </w:pPr>
-  </w:p>
-</w:ftr>
-</file>
-
-<file path=word/footer3.xml><?xml version="1.0" encoding="utf-8"?>
 <w:ftr xmlns:wpc="http://schemas.microsoft.com/office/word/2010/wordprocessingCanvas" xmlns:cx="http://schemas.microsoft.com/office/drawing/2014/chartex" xmlns:cx1="http://schemas.microsoft.com/office/drawing/2015/9/8/chartex" xmlns:cx2="http://schemas.microsoft.com/office/drawing/2015/10/21/chartex" xmlns:cx3="http://schemas.microsoft.com/office/drawing/2016/5/9/chartex" xmlns:cx4="http://schemas.microsoft.com/office/drawing/2016/5/10/chartex" xmlns:cx5="http://schemas.microsoft.com/office/drawing/2016/5/11/chartex" xmlns:cx6="http://schemas.microsoft.com/office/drawing/2016/5/12/chartex" xmlns:cx7="http://schemas.microsoft.com/office/drawing/2016/5/13/chartex" xmlns:cx8="http://schemas.microsoft.com/office/drawing/2016/5/14/chartex" xmlns:mc="http://schemas.openxmlformats.org/markup-compatibility/2006" xmlns:aink="http://schemas.microsoft.com/office/drawing/2016/ink" xmlns:am3d="http://schemas.microsoft.com/office/drawing/2017/model3d" xmlns:o="urn:schemas-microsoft-com:office:office" xmlns:oel="http://schemas.microsoft.com/office/2019/extlst" xmlns:r="http://schemas.openxmlformats.org/officeDocument/2006/relationships" xmlns:m="http://schemas.openxmlformats.org/officeDocument/2006/math" xmlns:v="urn:schemas-microsoft-com:vml" xmlns:wp14="http://schemas.microsoft.com/office/word/2010/wordprocessingDrawing" xmlns:wp="http://schemas.openxmlformats.org/drawingml/2006/wordprocessingDrawing" xmlns:w10="urn:schemas-microsoft-com:office:word" xmlns:w="http://schemas.openxmlformats.org/wordprocessingml/2006/main" xmlns:w14="http://schemas.microsoft.com/office/word/2010/wordml" xmlns:w15="http://schemas.microsoft.com/office/word/2012/wordml" xmlns:w16cex="http://schemas.microsoft.com/office/word/2018/wordml/cex" xmlns:w16cid="http://schemas.microsoft.com/office/word/2016/wordml/cid" xmlns:w16="http://schemas.microsoft.com/office/word/2018/wordml" xmlns:w16du="http://schemas.microsoft.com/office/word/2023/wordml/word16du" xmlns:w16sdtdh="http://schemas.microsoft.com/office/word/2020/wordml/sdtdatahash" xmlns:w16sdtfl="http://schemas.microsoft.com/office/word/2024/wordml/sdtformatlock" xmlns:w16se="http://schemas.microsoft.com/office/word/2015/wordml/symex" xmlns:wpg="http://schemas.microsoft.com/office/word/2010/wordprocessingGroup" xmlns:wpi="http://schemas.microsoft.com/office/word/2010/wordprocessingInk" xmlns:wne="http://schemas.microsoft.com/office/word/2006/wordml" xmlns:wps="http://schemas.microsoft.com/office/word/2010/wordprocessingShape" mc:Ignorable="w14 w15 w16se w16cid w16 w16cex w16sdtdh w16sdtfl w16du wp14">
   <w:tbl>
     <w:tblPr>
@@ -763,7 +739,7 @@
 </w:ftr>
 </file>
 
-<file path=word/footer4.xml><?xml version="1.0" encoding="utf-8"?>
+<file path=word/footer2.xml><?xml version="1.0" encoding="utf-8"?>
 <w:ftr xmlns:wpc="http://schemas.microsoft.com/office/word/2010/wordprocessingCanvas" xmlns:cx="http://schemas.microsoft.com/office/drawing/2014/chartex" xmlns:cx1="http://schemas.microsoft.com/office/drawing/2015/9/8/chartex" xmlns:cx2="http://schemas.microsoft.com/office/drawing/2015/10/21/chartex" xmlns:cx3="http://schemas.microsoft.com/office/drawing/2016/5/9/chartex" xmlns:cx4="http://schemas.microsoft.com/office/drawing/2016/5/10/chartex" xmlns:cx5="http://schemas.microsoft.com/office/drawing/2016/5/11/chartex" xmlns:cx6="http://schemas.microsoft.com/office/drawing/2016/5/12/chartex" xmlns:cx7="http://schemas.microsoft.com/office/drawing/2016/5/13/chartex" xmlns:cx8="http://schemas.microsoft.com/office/drawing/2016/5/14/chartex" xmlns:mc="http://schemas.openxmlformats.org/markup-compatibility/2006" xmlns:aink="http://schemas.microsoft.com/office/drawing/2016/ink" xmlns:am3d="http://schemas.microsoft.com/office/drawing/2017/model3d" xmlns:o="urn:schemas-microsoft-com:office:office" xmlns:oel="http://schemas.microsoft.com/office/2019/extlst" xmlns:r="http://schemas.openxmlformats.org/officeDocument/2006/relationships" xmlns:m="http://schemas.openxmlformats.org/officeDocument/2006/math" xmlns:v="urn:schemas-microsoft-com:vml" xmlns:wp14="http://schemas.microsoft.com/office/word/2010/wordprocessingDrawing" xmlns:wp="http://schemas.openxmlformats.org/drawingml/2006/wordprocessingDrawing" xmlns:w10="urn:schemas-microsoft-com:office:word" xmlns:w="http://schemas.openxmlformats.org/wordprocessingml/2006/main" xmlns:w14="http://schemas.microsoft.com/office/word/2010/wordml" xmlns:w15="http://schemas.microsoft.com/office/word/2012/wordml" xmlns:w16cex="http://schemas.microsoft.com/office/word/2018/wordml/cex" xmlns:w16cid="http://schemas.microsoft.com/office/word/2016/wordml/cid" xmlns:w16="http://schemas.microsoft.com/office/word/2018/wordml" xmlns:w16du="http://schemas.microsoft.com/office/word/2023/wordml/word16du" xmlns:w16sdtdh="http://schemas.microsoft.com/office/word/2020/wordml/sdtdatahash" xmlns:w16sdtfl="http://schemas.microsoft.com/office/word/2024/wordml/sdtformatlock" xmlns:w16se="http://schemas.microsoft.com/office/word/2015/wordml/symex" xmlns:wpg="http://schemas.microsoft.com/office/word/2010/wordprocessingGroup" xmlns:wpi="http://schemas.microsoft.com/office/word/2010/wordprocessingInk" xmlns:wne="http://schemas.microsoft.com/office/word/2006/wordml" xmlns:wps="http://schemas.microsoft.com/office/word/2010/wordprocessingShape" mc:Ignorable="w14 w15 w16se w16cid w16 w16cex w16sdtdh w16sdtfl w16du wp14">
   <w:p>
     <w:pPr>
@@ -773,7 +749,7 @@
 </w:ftr>
 </file>
 
-<file path=word/footer5.xml><?xml version="1.0" encoding="utf-8"?>
+<file path=word/footer3.xml><?xml version="1.0" encoding="utf-8"?>
 <w:ftr xmlns:wpc="http://schemas.microsoft.com/office/word/2010/wordprocessingCanvas" xmlns:cx="http://schemas.microsoft.com/office/drawing/2014/chartex" xmlns:cx1="http://schemas.microsoft.com/office/drawing/2015/9/8/chartex" xmlns:cx2="http://schemas.microsoft.com/office/drawing/2015/10/21/chartex" xmlns:cx3="http://schemas.microsoft.com/office/drawing/2016/5/9/chartex" xmlns:cx4="http://schemas.microsoft.com/office/drawing/2016/5/10/chartex" xmlns:cx5="http://schemas.microsoft.com/office/drawing/2016/5/11/chartex" xmlns:cx6="http://schemas.microsoft.com/office/drawing/2016/5/12/chartex" xmlns:cx7="http://schemas.microsoft.com/office/drawing/2016/5/13/chartex" xmlns:cx8="http://schemas.microsoft.com/office/drawing/2016/5/14/chartex" xmlns:mc="http://schemas.openxmlformats.org/markup-compatibility/2006" xmlns:aink="http://schemas.microsoft.com/office/drawing/2016/ink" xmlns:am3d="http://schemas.microsoft.com/office/drawing/2017/model3d" xmlns:o="urn:schemas-microsoft-com:office:office" xmlns:oel="http://schemas.microsoft.com/office/2019/extlst" xmlns:r="http://schemas.openxmlformats.org/officeDocument/2006/relationships" xmlns:m="http://schemas.openxmlformats.org/officeDocument/2006/math" xmlns:v="urn:schemas-microsoft-com:vml" xmlns:wp14="http://schemas.microsoft.com/office/word/2010/wordprocessingDrawing" xmlns:wp="http://schemas.openxmlformats.org/drawingml/2006/wordprocessingDrawing" xmlns:w10="urn:schemas-microsoft-com:office:word" xmlns:w="http://schemas.openxmlformats.org/wordprocessingml/2006/main" xmlns:w14="http://schemas.microsoft.com/office/word/2010/wordml" xmlns:w15="http://schemas.microsoft.com/office/word/2012/wordml" xmlns:w16cex="http://schemas.microsoft.com/office/word/2018/wordml/cex" xmlns:w16cid="http://schemas.microsoft.com/office/word/2016/wordml/cid" xmlns:w16="http://schemas.microsoft.com/office/word/2018/wordml" xmlns:w16du="http://schemas.microsoft.com/office/word/2023/wordml/word16du" xmlns:w16sdtdh="http://schemas.microsoft.com/office/word/2020/wordml/sdtdatahash" xmlns:w16sdtfl="http://schemas.microsoft.com/office/word/2024/wordml/sdtformatlock" xmlns:w16se="http://schemas.microsoft.com/office/word/2015/wordml/symex" xmlns:wpg="http://schemas.microsoft.com/office/word/2010/wordprocessingGroup" xmlns:wpi="http://schemas.microsoft.com/office/word/2010/wordprocessingInk" xmlns:wne="http://schemas.microsoft.com/office/word/2006/wordml" xmlns:wps="http://schemas.microsoft.com/office/word/2010/wordprocessingShape" mc:Ignorable="w14 w15 w16se w16cid w16 w16cex w16sdtdh w16sdtfl w16du wp14">
   <w:tbl>
     <w:tblPr>
@@ -883,7 +859,7 @@
               <w:i/>
               <w:sz w:val="18"/>
             </w:rPr>
-            <w:t>Bras Beta</w:t>
+            <w:t>Imprimante I3D</w:t>
           </w:r>
         </w:p>
       </w:tc>
@@ -897,7 +873,7 @@
 </w:ftr>
 </file>
 
-<file path=word/footer6.xml><?xml version="1.0" encoding="utf-8"?>
+<file path=word/footer4.xml><?xml version="1.0" encoding="utf-8"?>
 <w:ftr xmlns:wpc="http://schemas.microsoft.com/office/word/2010/wordprocessingCanvas" xmlns:cx="http://schemas.microsoft.com/office/drawing/2014/chartex" xmlns:cx1="http://schemas.microsoft.com/office/drawing/2015/9/8/chartex" xmlns:cx2="http://schemas.microsoft.com/office/drawing/2015/10/21/chartex" xmlns:cx3="http://schemas.microsoft.com/office/drawing/2016/5/9/chartex" xmlns:cx4="http://schemas.microsoft.com/office/drawing/2016/5/10/chartex" xmlns:cx5="http://schemas.microsoft.com/office/drawing/2016/5/11/chartex" xmlns:cx6="http://schemas.microsoft.com/office/drawing/2016/5/12/chartex" xmlns:cx7="http://schemas.microsoft.com/office/drawing/2016/5/13/chartex" xmlns:cx8="http://schemas.microsoft.com/office/drawing/2016/5/14/chartex" xmlns:mc="http://schemas.openxmlformats.org/markup-compatibility/2006" xmlns:aink="http://schemas.microsoft.com/office/drawing/2016/ink" xmlns:am3d="http://schemas.microsoft.com/office/drawing/2017/model3d" xmlns:o="urn:schemas-microsoft-com:office:office" xmlns:oel="http://schemas.microsoft.com/office/2019/extlst" xmlns:r="http://schemas.openxmlformats.org/officeDocument/2006/relationships" xmlns:m="http://schemas.openxmlformats.org/officeDocument/2006/math" xmlns:v="urn:schemas-microsoft-com:vml" xmlns:wp14="http://schemas.microsoft.com/office/word/2010/wordprocessingDrawing" xmlns:wp="http://schemas.openxmlformats.org/drawingml/2006/wordprocessingDrawing" xmlns:w10="urn:schemas-microsoft-com:office:word" xmlns:w="http://schemas.openxmlformats.org/wordprocessingml/2006/main" xmlns:w14="http://schemas.microsoft.com/office/word/2010/wordml" xmlns:w15="http://schemas.microsoft.com/office/word/2012/wordml" xmlns:w16cex="http://schemas.microsoft.com/office/word/2018/wordml/cex" xmlns:w16cid="http://schemas.microsoft.com/office/word/2016/wordml/cid" xmlns:w16="http://schemas.microsoft.com/office/word/2018/wordml" xmlns:w16du="http://schemas.microsoft.com/office/word/2023/wordml/word16du" xmlns:w16sdtdh="http://schemas.microsoft.com/office/word/2020/wordml/sdtdatahash" xmlns:w16sdtfl="http://schemas.microsoft.com/office/word/2024/wordml/sdtformatlock" xmlns:w16se="http://schemas.microsoft.com/office/word/2015/wordml/symex" xmlns:wpg="http://schemas.microsoft.com/office/word/2010/wordprocessingGroup" xmlns:wpi="http://schemas.microsoft.com/office/word/2010/wordprocessingInk" xmlns:wne="http://schemas.microsoft.com/office/word/2006/wordml" xmlns:wps="http://schemas.microsoft.com/office/word/2010/wordprocessingShape" mc:Ignorable="w14 w15 w16se w16cid w16 w16cex w16sdtdh w16sdtfl w16du wp14">
   <w:tbl>
     <w:tblPr>
@@ -1007,7 +983,7 @@
               <w:i/>
               <w:sz w:val="18"/>
             </w:rPr>
-            <w:t>Bras Beta</w:t>
+            <w:t>Imprimante I3D</w:t>
           </w:r>
         </w:p>
       </w:tc>
@@ -1047,26 +1023,6 @@
 </file>
 
 <file path=word/header1.xml><?xml version="1.0" encoding="utf-8"?>
-<w:hdr xmlns:wpc="http://schemas.microsoft.com/office/word/2010/wordprocessingCanvas" xmlns:cx="http://schemas.microsoft.com/office/drawing/2014/chartex" xmlns:cx1="http://schemas.microsoft.com/office/drawing/2015/9/8/chartex" xmlns:cx2="http://schemas.microsoft.com/office/drawing/2015/10/21/chartex" xmlns:cx3="http://schemas.microsoft.com/office/drawing/2016/5/9/chartex" xmlns:cx4="http://schemas.microsoft.com/office/drawing/2016/5/10/chartex" xmlns:cx5="http://schemas.microsoft.com/office/drawing/2016/5/11/chartex" xmlns:cx6="http://schemas.microsoft.com/office/drawing/2016/5/12/chartex" xmlns:cx7="http://schemas.microsoft.com/office/drawing/2016/5/13/chartex" xmlns:cx8="http://schemas.microsoft.com/office/drawing/2016/5/14/chartex" xmlns:mc="http://schemas.openxmlformats.org/markup-compatibility/2006" xmlns:aink="http://schemas.microsoft.com/office/drawing/2016/ink" xmlns:am3d="http://schemas.microsoft.com/office/drawing/2017/model3d" xmlns:o="urn:schemas-microsoft-com:office:office" xmlns:oel="http://schemas.microsoft.com/office/2019/extlst" xmlns:r="http://schemas.openxmlformats.org/officeDocument/2006/relationships" xmlns:m="http://schemas.openxmlformats.org/officeDocument/2006/math" xmlns:v="urn:schemas-microsoft-com:vml" xmlns:wp14="http://schemas.microsoft.com/office/word/2010/wordprocessingDrawing" xmlns:wp="http://schemas.openxmlformats.org/drawingml/2006/wordprocessingDrawing" xmlns:w10="urn:schemas-microsoft-com:office:word" xmlns:w="http://schemas.openxmlformats.org/wordprocessingml/2006/main" xmlns:w14="http://schemas.microsoft.com/office/word/2010/wordml" xmlns:w15="http://schemas.microsoft.com/office/word/2012/wordml" xmlns:w16cex="http://schemas.microsoft.com/office/word/2018/wordml/cex" xmlns:w16cid="http://schemas.microsoft.com/office/word/2016/wordml/cid" xmlns:w16="http://schemas.microsoft.com/office/word/2018/wordml" xmlns:w16du="http://schemas.microsoft.com/office/word/2023/wordml/word16du" xmlns:w16sdtdh="http://schemas.microsoft.com/office/word/2020/wordml/sdtdatahash" xmlns:w16sdtfl="http://schemas.microsoft.com/office/word/2024/wordml/sdtformatlock" xmlns:w16se="http://schemas.microsoft.com/office/word/2015/wordml/symex" xmlns:wpg="http://schemas.microsoft.com/office/word/2010/wordprocessingGroup" xmlns:wpi="http://schemas.microsoft.com/office/word/2010/wordprocessingInk" xmlns:wne="http://schemas.microsoft.com/office/word/2006/wordml" xmlns:wps="http://schemas.microsoft.com/office/word/2010/wordprocessingShape" mc:Ignorable="w14 w15 w16se w16cid w16 w16cex w16sdtdh w16sdtfl w16du wp14">
-  <w:p>
-    <w:pPr>
-      <w:pStyle w:val="En-tte"/>
-    </w:pPr>
-  </w:p>
-</w:hdr>
-</file>
-
-<file path=word/header2.xml><?xml version="1.0" encoding="utf-8"?>
-<w:hdr xmlns:wpc="http://schemas.microsoft.com/office/word/2010/wordprocessingCanvas" xmlns:cx="http://schemas.microsoft.com/office/drawing/2014/chartex" xmlns:cx1="http://schemas.microsoft.com/office/drawing/2015/9/8/chartex" xmlns:cx2="http://schemas.microsoft.com/office/drawing/2015/10/21/chartex" xmlns:cx3="http://schemas.microsoft.com/office/drawing/2016/5/9/chartex" xmlns:cx4="http://schemas.microsoft.com/office/drawing/2016/5/10/chartex" xmlns:cx5="http://schemas.microsoft.com/office/drawing/2016/5/11/chartex" xmlns:cx6="http://schemas.microsoft.com/office/drawing/2016/5/12/chartex" xmlns:cx7="http://schemas.microsoft.com/office/drawing/2016/5/13/chartex" xmlns:cx8="http://schemas.microsoft.com/office/drawing/2016/5/14/chartex" xmlns:mc="http://schemas.openxmlformats.org/markup-compatibility/2006" xmlns:aink="http://schemas.microsoft.com/office/drawing/2016/ink" xmlns:am3d="http://schemas.microsoft.com/office/drawing/2017/model3d" xmlns:o="urn:schemas-microsoft-com:office:office" xmlns:oel="http://schemas.microsoft.com/office/2019/extlst" xmlns:r="http://schemas.openxmlformats.org/officeDocument/2006/relationships" xmlns:m="http://schemas.openxmlformats.org/officeDocument/2006/math" xmlns:v="urn:schemas-microsoft-com:vml" xmlns:wp14="http://schemas.microsoft.com/office/word/2010/wordprocessingDrawing" xmlns:wp="http://schemas.openxmlformats.org/drawingml/2006/wordprocessingDrawing" xmlns:w10="urn:schemas-microsoft-com:office:word" xmlns:w="http://schemas.openxmlformats.org/wordprocessingml/2006/main" xmlns:w14="http://schemas.microsoft.com/office/word/2010/wordml" xmlns:w15="http://schemas.microsoft.com/office/word/2012/wordml" xmlns:w16cex="http://schemas.microsoft.com/office/word/2018/wordml/cex" xmlns:w16cid="http://schemas.microsoft.com/office/word/2016/wordml/cid" xmlns:w16="http://schemas.microsoft.com/office/word/2018/wordml" xmlns:w16du="http://schemas.microsoft.com/office/word/2023/wordml/word16du" xmlns:w16sdtdh="http://schemas.microsoft.com/office/word/2020/wordml/sdtdatahash" xmlns:w16sdtfl="http://schemas.microsoft.com/office/word/2024/wordml/sdtformatlock" xmlns:w16se="http://schemas.microsoft.com/office/word/2015/wordml/symex" xmlns:wpg="http://schemas.microsoft.com/office/word/2010/wordprocessingGroup" xmlns:wpi="http://schemas.microsoft.com/office/word/2010/wordprocessingInk" xmlns:wne="http://schemas.microsoft.com/office/word/2006/wordml" xmlns:wps="http://schemas.microsoft.com/office/word/2010/wordprocessingShape" mc:Ignorable="w14 w15 w16se w16cid w16 w16cex w16sdtdh w16sdtfl w16du wp14">
-  <w:p>
-    <w:pPr>
-      <w:pStyle w:val="En-tte"/>
-    </w:pPr>
-  </w:p>
-</w:hdr>
-</file>
-
-<file path=word/header3.xml><?xml version="1.0" encoding="utf-8"?>
 <w:hdr xmlns:wpc="http://schemas.microsoft.com/office/word/2010/wordprocessingCanvas" xmlns:cx="http://schemas.microsoft.com/office/drawing/2014/chartex" xmlns:cx1="http://schemas.microsoft.com/office/drawing/2015/9/8/chartex" xmlns:cx2="http://schemas.microsoft.com/office/drawing/2015/10/21/chartex" xmlns:cx3="http://schemas.microsoft.com/office/drawing/2016/5/9/chartex" xmlns:cx4="http://schemas.microsoft.com/office/drawing/2016/5/10/chartex" xmlns:cx5="http://schemas.microsoft.com/office/drawing/2016/5/11/chartex" xmlns:cx6="http://schemas.microsoft.com/office/drawing/2016/5/12/chartex" xmlns:cx7="http://schemas.microsoft.com/office/drawing/2016/5/13/chartex" xmlns:cx8="http://schemas.microsoft.com/office/drawing/2016/5/14/chartex" xmlns:mc="http://schemas.openxmlformats.org/markup-compatibility/2006" xmlns:aink="http://schemas.microsoft.com/office/drawing/2016/ink" xmlns:am3d="http://schemas.microsoft.com/office/drawing/2017/model3d" xmlns:o="urn:schemas-microsoft-com:office:office" xmlns:oel="http://schemas.microsoft.com/office/2019/extlst" xmlns:r="http://schemas.openxmlformats.org/officeDocument/2006/relationships" xmlns:m="http://schemas.openxmlformats.org/officeDocument/2006/math" xmlns:v="urn:schemas-microsoft-com:vml" xmlns:wp14="http://schemas.microsoft.com/office/word/2010/wordprocessingDrawing" xmlns:wp="http://schemas.openxmlformats.org/drawingml/2006/wordprocessingDrawing" xmlns:w10="urn:schemas-microsoft-com:office:word" xmlns:w="http://schemas.openxmlformats.org/wordprocessingml/2006/main" xmlns:w14="http://schemas.microsoft.com/office/word/2010/wordml" xmlns:w15="http://schemas.microsoft.com/office/word/2012/wordml" xmlns:w16cex="http://schemas.microsoft.com/office/word/2018/wordml/cex" xmlns:w16cid="http://schemas.microsoft.com/office/word/2016/wordml/cid" xmlns:w16="http://schemas.microsoft.com/office/word/2018/wordml" xmlns:w16du="http://schemas.microsoft.com/office/word/2023/wordml/word16du" xmlns:w16sdtdh="http://schemas.microsoft.com/office/word/2020/wordml/sdtdatahash" xmlns:w16sdtfl="http://schemas.microsoft.com/office/word/2024/wordml/sdtformatlock" xmlns:w16se="http://schemas.microsoft.com/office/word/2015/wordml/symex" xmlns:wpg="http://schemas.microsoft.com/office/word/2010/wordprocessingGroup" xmlns:wpi="http://schemas.microsoft.com/office/word/2010/wordprocessingInk" xmlns:wne="http://schemas.microsoft.com/office/word/2006/wordml" xmlns:wps="http://schemas.microsoft.com/office/word/2010/wordprocessingShape" mc:Ignorable="w14 w15 w16se w16cid w16 w16cex w16sdtdh w16sdtfl w16du wp14">
   <w:tbl>
     <w:tblPr>
@@ -1218,7 +1174,7 @@
 </w:hdr>
 </file>
 
-<file path=word/header4.xml><?xml version="1.0" encoding="utf-8"?>
+<file path=word/header2.xml><?xml version="1.0" encoding="utf-8"?>
 <w:hdr xmlns:wpc="http://schemas.microsoft.com/office/word/2010/wordprocessingCanvas" xmlns:cx="http://schemas.microsoft.com/office/drawing/2014/chartex" xmlns:cx1="http://schemas.microsoft.com/office/drawing/2015/9/8/chartex" xmlns:cx2="http://schemas.microsoft.com/office/drawing/2015/10/21/chartex" xmlns:cx3="http://schemas.microsoft.com/office/drawing/2016/5/9/chartex" xmlns:cx4="http://schemas.microsoft.com/office/drawing/2016/5/10/chartex" xmlns:cx5="http://schemas.microsoft.com/office/drawing/2016/5/11/chartex" xmlns:cx6="http://schemas.microsoft.com/office/drawing/2016/5/12/chartex" xmlns:cx7="http://schemas.microsoft.com/office/drawing/2016/5/13/chartex" xmlns:cx8="http://schemas.microsoft.com/office/drawing/2016/5/14/chartex" xmlns:mc="http://schemas.openxmlformats.org/markup-compatibility/2006" xmlns:aink="http://schemas.microsoft.com/office/drawing/2016/ink" xmlns:am3d="http://schemas.microsoft.com/office/drawing/2017/model3d" xmlns:o="urn:schemas-microsoft-com:office:office" xmlns:oel="http://schemas.microsoft.com/office/2019/extlst" xmlns:r="http://schemas.openxmlformats.org/officeDocument/2006/relationships" xmlns:m="http://schemas.openxmlformats.org/officeDocument/2006/math" xmlns:v="urn:schemas-microsoft-com:vml" xmlns:wp14="http://schemas.microsoft.com/office/word/2010/wordprocessingDrawing" xmlns:wp="http://schemas.openxmlformats.org/drawingml/2006/wordprocessingDrawing" xmlns:w10="urn:schemas-microsoft-com:office:word" xmlns:w="http://schemas.openxmlformats.org/wordprocessingml/2006/main" xmlns:w14="http://schemas.microsoft.com/office/word/2010/wordml" xmlns:w15="http://schemas.microsoft.com/office/word/2012/wordml" xmlns:w16cex="http://schemas.microsoft.com/office/word/2018/wordml/cex" xmlns:w16cid="http://schemas.microsoft.com/office/word/2016/wordml/cid" xmlns:w16="http://schemas.microsoft.com/office/word/2018/wordml" xmlns:w16du="http://schemas.microsoft.com/office/word/2023/wordml/word16du" xmlns:w16sdtdh="http://schemas.microsoft.com/office/word/2020/wordml/sdtdatahash" xmlns:w16sdtfl="http://schemas.microsoft.com/office/word/2024/wordml/sdtformatlock" xmlns:w16se="http://schemas.microsoft.com/office/word/2015/wordml/symex" xmlns:wpg="http://schemas.microsoft.com/office/word/2010/wordprocessingGroup" xmlns:wpi="http://schemas.microsoft.com/office/word/2010/wordprocessingInk" xmlns:wne="http://schemas.microsoft.com/office/word/2006/wordml" xmlns:wps="http://schemas.microsoft.com/office/word/2010/wordprocessingShape" mc:Ignorable="w14 w15 w16se w16cid w16 w16cex w16sdtdh w16sdtfl w16du wp14">
   <w:p>
     <w:pPr>
@@ -1228,7 +1184,7 @@
 </w:hdr>
 </file>
 
-<file path=word/header5.xml><?xml version="1.0" encoding="utf-8"?>
+<file path=word/header3.xml><?xml version="1.0" encoding="utf-8"?>
 <w:hdr xmlns:wpc="http://schemas.microsoft.com/office/word/2010/wordprocessingCanvas" xmlns:cx="http://schemas.microsoft.com/office/drawing/2014/chartex" xmlns:cx1="http://schemas.microsoft.com/office/drawing/2015/9/8/chartex" xmlns:cx2="http://schemas.microsoft.com/office/drawing/2015/10/21/chartex" xmlns:cx3="http://schemas.microsoft.com/office/drawing/2016/5/9/chartex" xmlns:cx4="http://schemas.microsoft.com/office/drawing/2016/5/10/chartex" xmlns:cx5="http://schemas.microsoft.com/office/drawing/2016/5/11/chartex" xmlns:cx6="http://schemas.microsoft.com/office/drawing/2016/5/12/chartex" xmlns:cx7="http://schemas.microsoft.com/office/drawing/2016/5/13/chartex" xmlns:cx8="http://schemas.microsoft.com/office/drawing/2016/5/14/chartex" xmlns:mc="http://schemas.openxmlformats.org/markup-compatibility/2006" xmlns:aink="http://schemas.microsoft.com/office/drawing/2016/ink" xmlns:am3d="http://schemas.microsoft.com/office/drawing/2017/model3d" xmlns:o="urn:schemas-microsoft-com:office:office" xmlns:oel="http://schemas.microsoft.com/office/2019/extlst" xmlns:r="http://schemas.openxmlformats.org/officeDocument/2006/relationships" xmlns:m="http://schemas.openxmlformats.org/officeDocument/2006/math" xmlns:v="urn:schemas-microsoft-com:vml" xmlns:wp14="http://schemas.microsoft.com/office/word/2010/wordprocessingDrawing" xmlns:wp="http://schemas.openxmlformats.org/drawingml/2006/wordprocessingDrawing" xmlns:w10="urn:schemas-microsoft-com:office:word" xmlns:w="http://schemas.openxmlformats.org/wordprocessingml/2006/main" xmlns:w14="http://schemas.microsoft.com/office/word/2010/wordml" xmlns:w15="http://schemas.microsoft.com/office/word/2012/wordml" xmlns:w16cex="http://schemas.microsoft.com/office/word/2018/wordml/cex" xmlns:w16cid="http://schemas.microsoft.com/office/word/2016/wordml/cid" xmlns:w16="http://schemas.microsoft.com/office/word/2018/wordml" xmlns:w16du="http://schemas.microsoft.com/office/word/2023/wordml/word16du" xmlns:w16sdtdh="http://schemas.microsoft.com/office/word/2020/wordml/sdtdatahash" xmlns:w16sdtfl="http://schemas.microsoft.com/office/word/2024/wordml/sdtformatlock" xmlns:w16se="http://schemas.microsoft.com/office/word/2015/wordml/symex" xmlns:wpg="http://schemas.microsoft.com/office/word/2010/wordprocessingGroup" xmlns:wpi="http://schemas.microsoft.com/office/word/2010/wordprocessingInk" xmlns:wne="http://schemas.microsoft.com/office/word/2006/wordml" xmlns:wps="http://schemas.microsoft.com/office/word/2010/wordprocessingShape" mc:Ignorable="w14 w15 w16se w16cid w16 w16cex w16sdtdh w16sdtfl w16du wp14">
   <w:tbl>
     <w:tblPr>
@@ -1417,7 +1373,7 @@
 </w:hdr>
 </file>
 
-<file path=word/header6.xml><?xml version="1.0" encoding="utf-8"?>
+<file path=word/header4.xml><?xml version="1.0" encoding="utf-8"?>
 <w:hdr xmlns:wpc="http://schemas.microsoft.com/office/word/2010/wordprocessingCanvas" xmlns:cx="http://schemas.microsoft.com/office/drawing/2014/chartex" xmlns:cx1="http://schemas.microsoft.com/office/drawing/2015/9/8/chartex" xmlns:cx2="http://schemas.microsoft.com/office/drawing/2015/10/21/chartex" xmlns:cx3="http://schemas.microsoft.com/office/drawing/2016/5/9/chartex" xmlns:cx4="http://schemas.microsoft.com/office/drawing/2016/5/10/chartex" xmlns:cx5="http://schemas.microsoft.com/office/drawing/2016/5/11/chartex" xmlns:cx6="http://schemas.microsoft.com/office/drawing/2016/5/12/chartex" xmlns:cx7="http://schemas.microsoft.com/office/drawing/2016/5/13/chartex" xmlns:cx8="http://schemas.microsoft.com/office/drawing/2016/5/14/chartex" xmlns:mc="http://schemas.openxmlformats.org/markup-compatibility/2006" xmlns:aink="http://schemas.microsoft.com/office/drawing/2016/ink" xmlns:am3d="http://schemas.microsoft.com/office/drawing/2017/model3d" xmlns:o="urn:schemas-microsoft-com:office:office" xmlns:oel="http://schemas.microsoft.com/office/2019/extlst" xmlns:r="http://schemas.openxmlformats.org/officeDocument/2006/relationships" xmlns:m="http://schemas.openxmlformats.org/officeDocument/2006/math" xmlns:v="urn:schemas-microsoft-com:vml" xmlns:wp14="http://schemas.microsoft.com/office/word/2010/wordprocessingDrawing" xmlns:wp="http://schemas.openxmlformats.org/drawingml/2006/wordprocessingDrawing" xmlns:w10="urn:schemas-microsoft-com:office:word" xmlns:w="http://schemas.openxmlformats.org/wordprocessingml/2006/main" xmlns:w14="http://schemas.microsoft.com/office/word/2010/wordml" xmlns:w15="http://schemas.microsoft.com/office/word/2012/wordml" xmlns:w16cex="http://schemas.microsoft.com/office/word/2018/wordml/cex" xmlns:w16cid="http://schemas.microsoft.com/office/word/2016/wordml/cid" xmlns:w16="http://schemas.microsoft.com/office/word/2018/wordml" xmlns:w16du="http://schemas.microsoft.com/office/word/2023/wordml/word16du" xmlns:w16sdtdh="http://schemas.microsoft.com/office/word/2020/wordml/sdtdatahash" xmlns:w16sdtfl="http://schemas.microsoft.com/office/word/2024/wordml/sdtformatlock" xmlns:w16se="http://schemas.microsoft.com/office/word/2015/wordml/symex" xmlns:wpg="http://schemas.microsoft.com/office/word/2010/wordprocessingGroup" xmlns:wpi="http://schemas.microsoft.com/office/word/2010/wordprocessingInk" xmlns:wne="http://schemas.microsoft.com/office/word/2006/wordml" xmlns:wps="http://schemas.microsoft.com/office/word/2010/wordprocessingShape" mc:Ignorable="w14 w15 w16se w16cid w16 w16cex w16sdtdh w16sdtfl w16du wp14">
   <w:tbl>
     <w:tblPr>
